--- a/manuscript/Blattabacterium HGT supp-material_v4.docx
+++ b/manuscript/Blattabacterium HGT supp-material_v4.docx
@@ -5006,49 +5006,7 @@
           <w:rFonts w:ascii="Aptos" w:eastAsia="Times New Roman" w:hAnsi="Aptos" w:cstheme="minorHAnsi"/>
           <w:color w:val="000000" w:themeColor="text1"/>
         </w:rPr>
-        <w:t xml:space="preserve">, </w:t>
-      </w:r>
-      <w:r>
-        <w:rPr>
-          <w:rFonts w:ascii="Aptos" w:eastAsia="Times New Roman" w:hAnsi="Aptos" w:cstheme="minorHAnsi"/>
-          <w:color w:val="000000" w:themeColor="text1"/>
-        </w:rPr>
-        <w:t>to ensure</w:t>
-      </w:r>
-      <w:r>
-        <w:rPr>
-          <w:rFonts w:ascii="Aptos" w:eastAsia="Times New Roman" w:hAnsi="Aptos" w:cstheme="minorHAnsi"/>
-          <w:color w:val="000000" w:themeColor="text1"/>
-        </w:rPr>
-        <w:t xml:space="preserve"> that we could characterise the</w:t>
-      </w:r>
-      <w:r>
-        <w:rPr>
-          <w:rFonts w:ascii="Aptos" w:eastAsia="Times New Roman" w:hAnsi="Aptos" w:cstheme="minorHAnsi"/>
-          <w:color w:val="000000" w:themeColor="text1"/>
-        </w:rPr>
-        <w:t xml:space="preserve"> cockroach genomic sequence</w:t>
-      </w:r>
-      <w:r>
-        <w:rPr>
-          <w:rFonts w:ascii="Aptos" w:eastAsia="Times New Roman" w:hAnsi="Aptos" w:cstheme="minorHAnsi"/>
-          <w:color w:val="000000" w:themeColor="text1"/>
-        </w:rPr>
-        <w:t xml:space="preserve"> surrounding each insert, </w:t>
-      </w:r>
-      <w:r>
-        <w:rPr>
-          <w:rFonts w:ascii="Aptos" w:eastAsia="Times New Roman" w:hAnsi="Aptos" w:cstheme="minorHAnsi"/>
-          <w:color w:val="000000" w:themeColor="text1"/>
-        </w:rPr>
-        <w:t xml:space="preserve">we </w:t>
-      </w:r>
-      <w:r>
-        <w:rPr>
-          <w:rFonts w:ascii="Aptos" w:eastAsia="Times New Roman" w:hAnsi="Aptos" w:cstheme="minorHAnsi"/>
-          <w:color w:val="000000" w:themeColor="text1"/>
-        </w:rPr>
-        <w:t xml:space="preserve">excluded inserts </w:t>
+        <w:t xml:space="preserve">, to ensure that we could characterise the cockroach genomic sequence surrounding each insert, we excluded inserts </w:t>
       </w:r>
       <w:r>
         <w:rPr>
@@ -5760,14 +5718,7 @@
           <w:rFonts w:ascii="Aptos" w:eastAsia="Times New Roman" w:hAnsi="Aptos" w:cstheme="minorHAnsi"/>
           <w:color w:val="000000" w:themeColor="text1"/>
         </w:rPr>
-        <w:t xml:space="preserve"> by comparing the </w:t>
-      </w:r>
-      <w:r>
-        <w:rPr>
-          <w:rFonts w:ascii="Aptos" w:eastAsia="Times New Roman" w:hAnsi="Aptos" w:cstheme="minorHAnsi"/>
-          <w:color w:val="000000" w:themeColor="text1"/>
-        </w:rPr>
-        <w:t xml:space="preserve">positions of the inserts and genomic features using </w:t>
+        <w:t xml:space="preserve"> by comparing the positions of the inserts and genomic features using </w:t>
       </w:r>
       <w:proofErr w:type="spellStart"/>
       <w:r>
@@ -5804,14 +5755,7 @@
           <w:rFonts w:ascii="Aptos" w:eastAsia="Times New Roman" w:hAnsi="Aptos" w:cstheme="minorHAnsi"/>
           <w:color w:val="000000" w:themeColor="text1"/>
         </w:rPr>
-        <w:t>Genomic annotation files were those prev</w:t>
-      </w:r>
-      <w:r>
-        <w:rPr>
-          <w:rFonts w:ascii="Aptos" w:eastAsia="Times New Roman" w:hAnsi="Aptos" w:cstheme="minorHAnsi"/>
-          <w:color w:val="000000" w:themeColor="text1"/>
-        </w:rPr>
-        <w:t>ious prepared using FGENESH++</w:t>
+        <w:t>Genomic annotation files were those previous prepared using FGENESH++</w:t>
       </w:r>
       <w:r>
         <w:rPr>
@@ -5842,14 +5786,7 @@
           <w:rFonts w:ascii="Aptos" w:eastAsia="Times New Roman" w:hAnsi="Aptos" w:cstheme="minorHAnsi"/>
           <w:color w:val="000000" w:themeColor="text1"/>
         </w:rPr>
-        <w:t xml:space="preserve"> </w:t>
-      </w:r>
-      <w:r>
-        <w:rPr>
-          <w:rFonts w:ascii="Aptos" w:eastAsia="Times New Roman" w:hAnsi="Aptos" w:cstheme="minorHAnsi"/>
-          <w:color w:val="000000" w:themeColor="text1"/>
-        </w:rPr>
-        <w:t>each</w:t>
+        <w:t xml:space="preserve"> each</w:t>
       </w:r>
       <w:r>
         <w:rPr>
@@ -6782,14 +6719,7 @@
           <w:rFonts w:ascii="Aptos" w:eastAsia="Times New Roman" w:hAnsi="Aptos" w:cstheme="minorHAnsi"/>
           <w:color w:val="000000" w:themeColor="text1"/>
         </w:rPr>
-        <w:t>subs</w:t>
-      </w:r>
-      <w:r>
-        <w:rPr>
-          <w:rFonts w:ascii="Aptos" w:eastAsia="Times New Roman" w:hAnsi="Aptos" w:cstheme="minorHAnsi"/>
-          <w:color w:val="000000" w:themeColor="text1"/>
-        </w:rPr>
-        <w:t>equent to the host’s divergence from the other species in the sample</w:t>
+        <w:t>subsequent to the host’s divergence from the other species in the sample</w:t>
       </w:r>
       <w:r>
         <w:rPr>
@@ -7285,60 +7215,21 @@
           <w:rFonts w:ascii="Aptos" w:eastAsia="Times New Roman" w:hAnsi="Aptos" w:cstheme="minorHAnsi"/>
           <w:color w:val="000000" w:themeColor="text1"/>
         </w:rPr>
-        <w:t>were included in this analysis</w:t>
-      </w:r>
-      <w:r>
-        <w:rPr>
-          <w:rFonts w:ascii="Aptos" w:eastAsia="Times New Roman" w:hAnsi="Aptos" w:cstheme="minorHAnsi"/>
-          <w:color w:val="000000" w:themeColor="text1"/>
-        </w:rPr>
-        <w:t xml:space="preserve"> (Table S1)</w:t>
-      </w:r>
-      <w:r>
-        <w:rPr>
-          <w:rFonts w:ascii="Aptos" w:eastAsia="Times New Roman" w:hAnsi="Aptos" w:cstheme="minorHAnsi"/>
-          <w:color w:val="000000" w:themeColor="text1"/>
-        </w:rPr>
-        <w:t>.</w:t>
-      </w:r>
-      <w:r>
-        <w:rPr>
-          <w:rFonts w:ascii="Aptos" w:eastAsia="Times New Roman" w:hAnsi="Aptos" w:cstheme="minorHAnsi"/>
-          <w:color w:val="000000" w:themeColor="text1"/>
-        </w:rPr>
-        <w:t xml:space="preserve"> Second, we used a combination of </w:t>
-      </w:r>
-      <w:proofErr w:type="spellStart"/>
-      <w:r>
-        <w:rPr>
-          <w:rFonts w:ascii="Aptos" w:eastAsia="Times New Roman" w:hAnsi="Aptos" w:cstheme="minorHAnsi"/>
-          <w:color w:val="000000" w:themeColor="text1"/>
-        </w:rPr>
-        <w:t>samtools</w:t>
-      </w:r>
-      <w:proofErr w:type="spellEnd"/>
-      <w:r>
-        <w:rPr>
-          <w:rFonts w:ascii="Aptos" w:eastAsia="Times New Roman" w:hAnsi="Aptos" w:cstheme="minorHAnsi"/>
-          <w:color w:val="000000" w:themeColor="text1"/>
-        </w:rPr>
-        <w:t xml:space="preserve"> and </w:t>
-      </w:r>
-      <w:proofErr w:type="spellStart"/>
-      <w:r>
-        <w:rPr>
-          <w:rFonts w:ascii="Aptos" w:eastAsia="Times New Roman" w:hAnsi="Aptos" w:cstheme="minorHAnsi"/>
-          <w:color w:val="000000" w:themeColor="text1"/>
-        </w:rPr>
-        <w:t>awk</w:t>
-      </w:r>
-      <w:proofErr w:type="spellEnd"/>
-      <w:r>
-        <w:rPr>
-          <w:rFonts w:ascii="Aptos" w:eastAsia="Times New Roman" w:hAnsi="Aptos" w:cstheme="minorHAnsi"/>
-          <w:color w:val="000000" w:themeColor="text1"/>
-        </w:rPr>
-        <w:t xml:space="preserve"> to only retain primary alignments, and to record the insert start position along the alignment. Lastly, we plotted the cumulative start position counts along the </w:t>
+        <w:t xml:space="preserve">were included in this analysis (Table S1). </w:t>
+      </w:r>
+      <w:r>
+        <w:rPr>
+          <w:rFonts w:ascii="Aptos" w:eastAsia="Times New Roman" w:hAnsi="Aptos" w:cstheme="minorHAnsi"/>
+          <w:color w:val="000000" w:themeColor="text1"/>
+        </w:rPr>
+        <w:t>Note, n</w:t>
+      </w:r>
+      <w:r>
+        <w:rPr>
+          <w:rFonts w:ascii="Aptos" w:eastAsia="Times New Roman" w:hAnsi="Aptos" w:cstheme="minorHAnsi"/>
+          <w:color w:val="000000" w:themeColor="text1"/>
+        </w:rPr>
+        <w:t xml:space="preserve">ot all of the inserts aligned, as some inserts were characterised based on fragments of other </w:t>
       </w:r>
       <w:proofErr w:type="spellStart"/>
       <w:r>
@@ -7356,72 +7247,7 @@
           <w:rFonts w:ascii="Aptos" w:eastAsia="Times New Roman" w:hAnsi="Aptos" w:cstheme="minorHAnsi"/>
           <w:color w:val="000000" w:themeColor="text1"/>
         </w:rPr>
-        <w:t xml:space="preserve"> genome</w:t>
-      </w:r>
-      <w:r>
-        <w:rPr>
-          <w:rFonts w:ascii="Aptos" w:eastAsia="Times New Roman" w:hAnsi="Aptos" w:cstheme="minorHAnsi"/>
-          <w:color w:val="000000" w:themeColor="text1"/>
-        </w:rPr>
-        <w:t xml:space="preserve"> using R packages </w:t>
-      </w:r>
-      <w:proofErr w:type="spellStart"/>
-      <w:r>
-        <w:rPr>
-          <w:rFonts w:ascii="Aptos" w:eastAsia="Times New Roman" w:hAnsi="Aptos" w:cstheme="minorHAnsi"/>
-          <w:color w:val="000000" w:themeColor="text1"/>
-        </w:rPr>
-        <w:t>tidyverse</w:t>
-      </w:r>
-      <w:proofErr w:type="spellEnd"/>
-      <w:r>
-        <w:rPr>
-          <w:rFonts w:ascii="Aptos" w:eastAsia="Times New Roman" w:hAnsi="Aptos" w:cstheme="minorHAnsi"/>
-          <w:color w:val="000000" w:themeColor="text1"/>
-        </w:rPr>
-        <w:t xml:space="preserve"> v2 (</w:t>
-      </w:r>
-      <w:r>
-        <w:rPr>
-          <w:rFonts w:ascii="Aptos" w:eastAsia="Times New Roman" w:hAnsi="Aptos" w:cstheme="minorHAnsi"/>
-          <w:color w:val="000000" w:themeColor="text1"/>
-        </w:rPr>
-        <w:t xml:space="preserve">Wickham </w:t>
-      </w:r>
-      <w:r>
-        <w:rPr>
-          <w:rFonts w:ascii="Aptos" w:eastAsia="Times New Roman" w:hAnsi="Aptos" w:cstheme="minorHAnsi"/>
-          <w:color w:val="000000" w:themeColor="text1"/>
-        </w:rPr>
-        <w:t>et al., 2019) and ggplot2 v</w:t>
-      </w:r>
-      <w:r>
-        <w:rPr>
-          <w:rFonts w:ascii="Aptos" w:eastAsia="Times New Roman" w:hAnsi="Aptos" w:cstheme="minorHAnsi"/>
-          <w:color w:val="000000" w:themeColor="text1"/>
-        </w:rPr>
-        <w:t>3.5.1</w:t>
-      </w:r>
-      <w:r>
-        <w:rPr>
-          <w:rFonts w:ascii="Aptos" w:eastAsia="Times New Roman" w:hAnsi="Aptos" w:cstheme="minorHAnsi"/>
-          <w:color w:val="000000" w:themeColor="text1"/>
-        </w:rPr>
-        <w:t xml:space="preserve"> (</w:t>
-      </w:r>
-      <w:r>
-        <w:rPr>
-          <w:rFonts w:ascii="Aptos" w:eastAsia="Times New Roman" w:hAnsi="Aptos" w:cstheme="minorHAnsi"/>
-          <w:color w:val="000000" w:themeColor="text1"/>
-        </w:rPr>
-        <w:t>Wickham</w:t>
-      </w:r>
-      <w:r>
-        <w:rPr>
-          <w:rFonts w:ascii="Aptos" w:eastAsia="Times New Roman" w:hAnsi="Aptos" w:cstheme="minorHAnsi"/>
-          <w:color w:val="000000" w:themeColor="text1"/>
-        </w:rPr>
-        <w:t xml:space="preserve">, 2016), whereby a linear trend indicates that the origin of the inserts in the </w:t>
+        <w:t xml:space="preserve"> genomes (not only the species-specific </w:t>
       </w:r>
       <w:proofErr w:type="spellStart"/>
       <w:r>
@@ -7439,14 +7265,156 @@
           <w:rFonts w:ascii="Aptos" w:eastAsia="Times New Roman" w:hAnsi="Aptos" w:cstheme="minorHAnsi"/>
           <w:color w:val="000000" w:themeColor="text1"/>
         </w:rPr>
-        <w:t xml:space="preserve"> genome</w:t>
-      </w:r>
-      <w:r>
-        <w:rPr>
-          <w:rFonts w:ascii="Aptos" w:eastAsia="Times New Roman" w:hAnsi="Aptos" w:cstheme="minorHAnsi"/>
-          <w:color w:val="000000" w:themeColor="text1"/>
-        </w:rPr>
-        <w:t xml:space="preserve"> is random.</w:t>
+        <w:t xml:space="preserve"> strain).</w:t>
+      </w:r>
+      <w:r>
+        <w:rPr>
+          <w:rFonts w:ascii="Aptos" w:eastAsia="Times New Roman" w:hAnsi="Aptos" w:cstheme="minorHAnsi"/>
+          <w:color w:val="000000" w:themeColor="text1"/>
+        </w:rPr>
+        <w:t xml:space="preserve"> </w:t>
+      </w:r>
+      <w:r>
+        <w:rPr>
+          <w:rFonts w:ascii="Aptos" w:eastAsia="Times New Roman" w:hAnsi="Aptos" w:cstheme="minorHAnsi"/>
+          <w:color w:val="000000" w:themeColor="text1"/>
+        </w:rPr>
+        <w:t xml:space="preserve">Second, we used a combination of </w:t>
+      </w:r>
+      <w:proofErr w:type="spellStart"/>
+      <w:r>
+        <w:rPr>
+          <w:rFonts w:ascii="Aptos" w:eastAsia="Times New Roman" w:hAnsi="Aptos" w:cstheme="minorHAnsi"/>
+          <w:color w:val="000000" w:themeColor="text1"/>
+        </w:rPr>
+        <w:t>samtools</w:t>
+      </w:r>
+      <w:proofErr w:type="spellEnd"/>
+      <w:r>
+        <w:rPr>
+          <w:rFonts w:ascii="Aptos" w:eastAsia="Times New Roman" w:hAnsi="Aptos" w:cstheme="minorHAnsi"/>
+          <w:color w:val="000000" w:themeColor="text1"/>
+        </w:rPr>
+        <w:t xml:space="preserve"> and </w:t>
+      </w:r>
+      <w:proofErr w:type="spellStart"/>
+      <w:r>
+        <w:rPr>
+          <w:rFonts w:ascii="Aptos" w:eastAsia="Times New Roman" w:hAnsi="Aptos" w:cstheme="minorHAnsi"/>
+          <w:color w:val="000000" w:themeColor="text1"/>
+        </w:rPr>
+        <w:t>awk</w:t>
+      </w:r>
+      <w:proofErr w:type="spellEnd"/>
+      <w:r>
+        <w:rPr>
+          <w:rFonts w:ascii="Aptos" w:eastAsia="Times New Roman" w:hAnsi="Aptos" w:cstheme="minorHAnsi"/>
+          <w:color w:val="000000" w:themeColor="text1"/>
+        </w:rPr>
+        <w:t xml:space="preserve"> to only retain primary alignments, and to record the insert start position along the alignment. Lastly, we</w:t>
+      </w:r>
+      <w:bookmarkStart w:id="8" w:name="_GoBack"/>
+      <w:bookmarkEnd w:id="8"/>
+      <w:r>
+        <w:rPr>
+          <w:rFonts w:ascii="Aptos" w:eastAsia="Times New Roman" w:hAnsi="Aptos" w:cstheme="minorHAnsi"/>
+          <w:color w:val="000000" w:themeColor="text1"/>
+        </w:rPr>
+        <w:t xml:space="preserve"> plotted the cumulative start position counts along the </w:t>
+      </w:r>
+      <w:proofErr w:type="spellStart"/>
+      <w:r>
+        <w:rPr>
+          <w:rFonts w:ascii="Aptos" w:eastAsia="Times New Roman" w:hAnsi="Aptos" w:cstheme="minorHAnsi"/>
+          <w:i/>
+          <w:iCs/>
+          <w:color w:val="000000" w:themeColor="text1"/>
+        </w:rPr>
+        <w:t>Blattabacterium</w:t>
+      </w:r>
+      <w:proofErr w:type="spellEnd"/>
+      <w:r>
+        <w:rPr>
+          <w:rFonts w:ascii="Aptos" w:eastAsia="Times New Roman" w:hAnsi="Aptos" w:cstheme="minorHAnsi"/>
+          <w:color w:val="000000" w:themeColor="text1"/>
+        </w:rPr>
+        <w:t xml:space="preserve"> genome using R packages </w:t>
+      </w:r>
+      <w:proofErr w:type="spellStart"/>
+      <w:r>
+        <w:rPr>
+          <w:rFonts w:ascii="Aptos" w:eastAsia="Times New Roman" w:hAnsi="Aptos" w:cstheme="minorHAnsi"/>
+          <w:color w:val="000000" w:themeColor="text1"/>
+        </w:rPr>
+        <w:t>tidyverse</w:t>
+      </w:r>
+      <w:proofErr w:type="spellEnd"/>
+      <w:r>
+        <w:rPr>
+          <w:rFonts w:ascii="Aptos" w:eastAsia="Times New Roman" w:hAnsi="Aptos" w:cstheme="minorHAnsi"/>
+          <w:color w:val="000000" w:themeColor="text1"/>
+        </w:rPr>
+        <w:t xml:space="preserve"> v2 (</w:t>
+      </w:r>
+      <w:r>
+        <w:rPr>
+          <w:rFonts w:ascii="Aptos" w:eastAsia="Times New Roman" w:hAnsi="Aptos" w:cstheme="minorHAnsi"/>
+          <w:color w:val="000000" w:themeColor="text1"/>
+        </w:rPr>
+        <w:t xml:space="preserve">Wickham </w:t>
+      </w:r>
+      <w:r>
+        <w:rPr>
+          <w:rFonts w:ascii="Aptos" w:eastAsia="Times New Roman" w:hAnsi="Aptos" w:cstheme="minorHAnsi"/>
+          <w:color w:val="000000" w:themeColor="text1"/>
+        </w:rPr>
+        <w:t>et al., 2019) and ggplot2 v</w:t>
+      </w:r>
+      <w:r>
+        <w:rPr>
+          <w:rFonts w:ascii="Aptos" w:eastAsia="Times New Roman" w:hAnsi="Aptos" w:cstheme="minorHAnsi"/>
+          <w:color w:val="000000" w:themeColor="text1"/>
+        </w:rPr>
+        <w:t>3.5.1</w:t>
+      </w:r>
+      <w:r>
+        <w:rPr>
+          <w:rFonts w:ascii="Aptos" w:eastAsia="Times New Roman" w:hAnsi="Aptos" w:cstheme="minorHAnsi"/>
+          <w:color w:val="000000" w:themeColor="text1"/>
+        </w:rPr>
+        <w:t xml:space="preserve"> (</w:t>
+      </w:r>
+      <w:r>
+        <w:rPr>
+          <w:rFonts w:ascii="Aptos" w:eastAsia="Times New Roman" w:hAnsi="Aptos" w:cstheme="minorHAnsi"/>
+          <w:color w:val="000000" w:themeColor="text1"/>
+        </w:rPr>
+        <w:t>Wickham</w:t>
+      </w:r>
+      <w:r>
+        <w:rPr>
+          <w:rFonts w:ascii="Aptos" w:eastAsia="Times New Roman" w:hAnsi="Aptos" w:cstheme="minorHAnsi"/>
+          <w:color w:val="000000" w:themeColor="text1"/>
+        </w:rPr>
+        <w:t xml:space="preserve">, 2016), whereby a linear trend indicates that the origin of the inserts in the </w:t>
+      </w:r>
+      <w:proofErr w:type="spellStart"/>
+      <w:r>
+        <w:rPr>
+          <w:rFonts w:ascii="Aptos" w:eastAsia="Times New Roman" w:hAnsi="Aptos" w:cstheme="minorHAnsi"/>
+          <w:i/>
+          <w:iCs/>
+          <w:color w:val="000000" w:themeColor="text1"/>
+        </w:rPr>
+        <w:t>Blattabacterium</w:t>
+      </w:r>
+      <w:proofErr w:type="spellEnd"/>
+      <w:r>
+        <w:rPr>
+          <w:rFonts w:ascii="Aptos" w:eastAsia="Times New Roman" w:hAnsi="Aptos" w:cstheme="minorHAnsi"/>
+          <w:color w:val="000000" w:themeColor="text1"/>
+        </w:rPr>
+        <w:t xml:space="preserve"> genome is random.</w:t>
       </w:r>
     </w:p>
     <w:p>
@@ -7711,21 +7679,7 @@
           <w:rFonts w:ascii="Aptos" w:hAnsi="Aptos" w:cstheme="minorHAnsi"/>
           <w:color w:val="000000" w:themeColor="text1"/>
         </w:rPr>
-        <w:t>reads spanning all or some of the insert as well as</w:t>
-      </w:r>
-      <w:r>
-        <w:rPr>
-          <w:rFonts w:ascii="Aptos" w:hAnsi="Aptos" w:cstheme="minorHAnsi"/>
-          <w:color w:val="000000" w:themeColor="text1"/>
-        </w:rPr>
-        <w:t xml:space="preserve"> ‘native’ cockroach flanking sequence were considered evidence that the insert was genuine.</w:t>
-      </w:r>
-      <w:r>
-        <w:rPr>
-          <w:rFonts w:ascii="Aptos" w:hAnsi="Aptos" w:cstheme="minorHAnsi"/>
-          <w:color w:val="000000" w:themeColor="text1"/>
-        </w:rPr>
-        <w:t xml:space="preserve"> </w:t>
+        <w:t xml:space="preserve">reads spanning all or some of the insert as well as ‘native’ cockroach flanking sequence were considered evidence that the insert was genuine. </w:t>
       </w:r>
       <w:r>
         <w:rPr>
@@ -7812,14 +7766,15 @@
           <w:rFonts w:ascii="Aptos" w:hAnsi="Aptos" w:cstheme="minorHAnsi"/>
           <w:color w:val="000000" w:themeColor="text1"/>
         </w:rPr>
-        <w:t xml:space="preserve"> reads</w:t>
-      </w:r>
-      <w:r>
-        <w:rPr>
-          <w:rFonts w:ascii="Aptos" w:hAnsi="Aptos" w:cstheme="minorHAnsi"/>
-          <w:color w:val="000000" w:themeColor="text1"/>
-        </w:rPr>
-        <w:t xml:space="preserve">; rather, each aligned with </w:t>
+        <w:t xml:space="preserve"> reads; rather, each </w:t>
+      </w:r>
+      <w:r>
+        <w:rPr>
+          <w:rFonts w:ascii="Aptos" w:hAnsi="Aptos" w:cstheme="minorHAnsi"/>
+          <w:color w:val="000000" w:themeColor="text1"/>
+        </w:rPr>
+        <w:lastRenderedPageBreak/>
+        <w:t xml:space="preserve">aligned with </w:t>
       </w:r>
       <w:r>
         <w:rPr>
@@ -7885,8 +7840,17 @@
           <w:iCs/>
           <w:color w:val="000000" w:themeColor="text1"/>
         </w:rPr>
-        <w:t>Blattab</w:t>
-      </w:r>
+        <w:t>Blattabacterium</w:t>
+      </w:r>
+      <w:proofErr w:type="spellEnd"/>
+      <w:r>
+        <w:rPr>
+          <w:rFonts w:ascii="Aptos" w:hAnsi="Aptos" w:cstheme="minorHAnsi"/>
+          <w:color w:val="000000" w:themeColor="text1"/>
+        </w:rPr>
+        <w:t xml:space="preserve"> contaminant DNA was found to align to the insert (alongside genuine cockroach genomic reads), the </w:t>
+      </w:r>
+      <w:proofErr w:type="spellStart"/>
       <w:r>
         <w:rPr>
           <w:rFonts w:ascii="Aptos" w:hAnsi="Aptos" w:cstheme="minorHAnsi"/>
@@ -7894,7 +7858,7 @@
           <w:iCs/>
           <w:color w:val="000000" w:themeColor="text1"/>
         </w:rPr>
-        <w:t>acterium</w:t>
+        <w:t>Blattabacterium</w:t>
       </w:r>
       <w:proofErr w:type="spellEnd"/>
       <w:r>
@@ -7902,32 +7866,6 @@
           <w:rFonts w:ascii="Aptos" w:hAnsi="Aptos" w:cstheme="minorHAnsi"/>
           <w:color w:val="000000" w:themeColor="text1"/>
         </w:rPr>
-        <w:t xml:space="preserve"> contaminant </w:t>
-      </w:r>
-      <w:r>
-        <w:rPr>
-          <w:rFonts w:ascii="Aptos" w:hAnsi="Aptos" w:cstheme="minorHAnsi"/>
-          <w:color w:val="000000" w:themeColor="text1"/>
-        </w:rPr>
-        <w:lastRenderedPageBreak/>
-        <w:t xml:space="preserve">DNA was found to align to the insert (alongside genuine cockroach genomic reads), the </w:t>
-      </w:r>
-      <w:proofErr w:type="spellStart"/>
-      <w:r>
-        <w:rPr>
-          <w:rFonts w:ascii="Aptos" w:hAnsi="Aptos" w:cstheme="minorHAnsi"/>
-          <w:i/>
-          <w:iCs/>
-          <w:color w:val="000000" w:themeColor="text1"/>
-        </w:rPr>
-        <w:t>Blattabacterium</w:t>
-      </w:r>
-      <w:proofErr w:type="spellEnd"/>
-      <w:r>
-        <w:rPr>
-          <w:rFonts w:ascii="Aptos" w:hAnsi="Aptos" w:cstheme="minorHAnsi"/>
-          <w:color w:val="000000" w:themeColor="text1"/>
-        </w:rPr>
         <w:t xml:space="preserve"> sequence</w:t>
       </w:r>
       <w:r>
@@ -7972,7 +7910,7 @@
         </w:rPr>
         <w:t xml:space="preserve"> (mean pairwise divergence = </w:t>
       </w:r>
-      <w:commentRangeStart w:id="8"/>
+      <w:commentRangeStart w:id="9"/>
       <w:r>
         <w:rPr>
           <w:rFonts w:ascii="Aptos" w:hAnsi="Aptos" w:cstheme="minorHAnsi"/>
@@ -7982,12 +7920,12 @@
         </w:rPr>
         <w:t>X%</w:t>
       </w:r>
-      <w:commentRangeEnd w:id="8"/>
+      <w:commentRangeEnd w:id="9"/>
       <w:r>
         <w:rPr>
           <w:rStyle w:val="CommentReference"/>
         </w:rPr>
-        <w:commentReference w:id="8"/>
+        <w:commentReference w:id="9"/>
       </w:r>
       <w:r>
         <w:rPr>
@@ -8216,7 +8154,7 @@
         </w:rPr>
         <w:t>reference</w:t>
       </w:r>
-      <w:commentRangeStart w:id="9"/>
+      <w:commentRangeStart w:id="10"/>
       <w:r>
         <w:rPr>
           <w:rFonts w:ascii="Aptos" w:hAnsi="Aptos" w:cstheme="minorHAnsi"/>
@@ -8226,13 +8164,13 @@
         </w:rPr>
         <w:t>s</w:t>
       </w:r>
-      <w:commentRangeEnd w:id="9"/>
+      <w:commentRangeEnd w:id="10"/>
       <w:proofErr w:type="gramEnd"/>
       <w:r>
         <w:rPr>
           <w:rStyle w:val="CommentReference"/>
         </w:rPr>
-        <w:commentReference w:id="9"/>
+        <w:commentReference w:id="10"/>
       </w:r>
     </w:p>
     <w:p>
@@ -8747,6 +8685,7 @@
           <w:rFonts w:ascii="Aptos" w:hAnsi="Aptos" w:cstheme="minorHAnsi"/>
           <w:color w:val="000000" w:themeColor="text1"/>
         </w:rPr>
+        <w:lastRenderedPageBreak/>
         <w:t>Solovyev</w:t>
       </w:r>
       <w:proofErr w:type="spellEnd"/>
@@ -8828,7 +8767,6 @@
           <w:rFonts w:ascii="Aptos" w:hAnsi="Aptos" w:cstheme="minorHAnsi"/>
           <w:color w:val="000000" w:themeColor="text1"/>
         </w:rPr>
-        <w:lastRenderedPageBreak/>
         <w:t xml:space="preserve">Smit, A., </w:t>
       </w:r>
       <w:proofErr w:type="spellStart"/>
@@ -9552,8 +9490,6 @@
           <w:szCs w:val="40"/>
         </w:rPr>
       </w:pPr>
-      <w:bookmarkStart w:id="10" w:name="_GoBack"/>
-      <w:bookmarkEnd w:id="10"/>
       <w:r>
         <w:rPr>
           <w:rFonts w:ascii="Aptos" w:hAnsi="Aptos" w:cstheme="minorHAnsi"/>
@@ -32393,7 +32329,7 @@
       </w:r>
     </w:p>
   </w:comment>
-  <w:comment w:id="8" w:author="Microsoft Office User" w:date="2025-11-13T22:34:00Z" w:initials="MOU">
+  <w:comment w:id="9" w:author="Microsoft Office User" w:date="2025-11-13T22:34:00Z" w:initials="MOU">
     <w:p>
       <w:pPr>
         <w:pStyle w:val="CommentText"/>
@@ -32412,7 +32348,7 @@
       </w:r>
     </w:p>
   </w:comment>
-  <w:comment w:id="9" w:author="Microsoft Office User" w:date="2025-10-29T16:05:00Z" w:initials="MOU">
+  <w:comment w:id="10" w:author="Microsoft Office User" w:date="2025-10-29T16:05:00Z" w:initials="MOU">
     <w:p>
       <w:pPr>
         <w:pStyle w:val="CommentText"/>
@@ -35014,7 +34950,7 @@
 </file>
 
 <file path=customXml/itemProps1.xml><?xml version="1.0" encoding="utf-8"?>
-<ds:datastoreItem xmlns:ds="http://schemas.openxmlformats.org/officeDocument/2006/customXml" ds:itemID="{10920B80-0471-2246-A7E3-A53BCF71378F}">
+<ds:datastoreItem xmlns:ds="http://schemas.openxmlformats.org/officeDocument/2006/customXml" ds:itemID="{034CE084-3303-9247-B570-EC00F7CED3C5}">
   <ds:schemaRefs>
     <ds:schemaRef ds:uri="http://schemas.openxmlformats.org/officeDocument/2006/bibliography"/>
   </ds:schemaRefs>
